--- a/files/me-ADPER8902064464.docx
+++ b/files/me-ADPER8902064464.docx
@@ -65,7 +65,7 @@
         <w:t>Sang-Hyun Lee</w:t>
       </w:r>
       <w:r>
-        <w:t xml:space="preserve"> (2025). Analysis of Application of Design Standards for Future Climate Change Adaptive Agricultural Reservoirs Using Cluster Analysis. Water, 17(24), 3463-3463.</w:t>
+        <w:t xml:space="preserve"> (2025). Analysis of Application of Design Standards for Future Climate Change Adaptive Agricultural Reservoirs Using Cluster Analysis. Water, 17(24), 3463.</w:t>
       </w:r>
       <w:r>
         <w:rPr>
@@ -79,7 +79,7 @@
         <w:pStyle w:val="Heading2"/>
       </w:pPr>
       <w:r>
-        <w:t>국내 학술지 (세 학회지) (15편)</w:t>
+        <w:t>수집 학회지 (17편)</w:t>
       </w:r>
     </w:p>
     <w:p>
@@ -227,9 +227,9 @@
       </w:pPr>
       <w:r>
         <w:rPr>
-          <w:b/>
+          <w:b w:val="0"/>
         </w:rPr>
-        <w:t>주동혁</w:t>
+        <w:t>Hayoung Kim</w:t>
       </w:r>
       <w:r>
         <w:t xml:space="preserve">, </w:t>
@@ -245,9 +245,9 @@
       </w:r>
       <w:r>
         <w:rPr>
-          <w:b w:val="0"/>
+          <w:b/>
         </w:rPr>
-        <w:t>김하영</w:t>
+        <w:t>Dong-Hyuk Joo</w:t>
       </w:r>
       <w:r>
         <w:t xml:space="preserve">, </w:t>
@@ -256,7 +256,7 @@
         <w:rPr>
           <w:b w:val="0"/>
         </w:rPr>
-        <w:t>소의건</w:t>
+        <w:t>Euigeon So</w:t>
       </w:r>
       <w:r>
         <w:t xml:space="preserve">, </w:t>
@@ -265,7 +265,7 @@
         <w:rPr>
           <w:b w:val="0"/>
         </w:rPr>
-        <w:t>송인홍</w:t>
+        <w:t>Seung-Hwan Yoo</w:t>
       </w:r>
       <w:r>
         <w:t xml:space="preserve">, </w:t>
@@ -274,7 +274,7 @@
         <w:rPr>
           <w:b w:val="0"/>
         </w:rPr>
-        <w:t>이성학</w:t>
+        <w:t>Seung-Jong Bae</w:t>
       </w:r>
       <w:r>
         <w:t xml:space="preserve">, </w:t>
@@ -283,7 +283,7 @@
         <w:rPr>
           <w:b w:val="0"/>
         </w:rPr>
-        <w:t>신길채</w:t>
+        <w:t>Soo-Jin Kim</w:t>
       </w:r>
       <w:r>
         <w:t xml:space="preserve">, </w:t>
@@ -292,7 +292,7 @@
         <w:rPr>
           <w:b w:val="0"/>
         </w:rPr>
-        <w:t>심규현</w:t>
+        <w:t>Yeong-cheol Kwak</w:t>
       </w:r>
       <w:r>
         <w:t xml:space="preserve">, </w:t>
@@ -301,7 +301,7 @@
         <w:rPr>
           <w:b w:val="0"/>
         </w:rPr>
-        <w:t>허건</w:t>
+        <w:t>ByeongWoo Choi</w:t>
       </w:r>
       <w:r>
         <w:t xml:space="preserve">, </w:t>
@@ -310,16 +310,52 @@
         <w:rPr>
           <w:b w:val="0"/>
         </w:rPr>
-        <w:t>유승환</w:t>
-      </w:r>
-      <w:r>
-        <w:t xml:space="preserve"> (2025). 농업용 저수지의 가능최대홍수량 설계를 위한 하류부 피해 산정 방안 적용성 분석. 한국농공학회논문집, 67(3), 59-70.</w:t>
+        <w:t>K. Park</w:t>
+      </w:r>
+      <w:r>
+        <w:t xml:space="preserve">, </w:t>
+      </w:r>
+      <w:r>
+        <w:rPr>
+          <w:b w:val="0"/>
+        </w:rPr>
+        <w:t>DalJu Park</w:t>
+      </w:r>
+      <w:r>
+        <w:t xml:space="preserve">, </w:t>
+      </w:r>
+      <w:r>
+        <w:rPr>
+          <w:b w:val="0"/>
+        </w:rPr>
+        <w:t>YunPyo Lee</w:t>
+      </w:r>
+      <w:r>
+        <w:t xml:space="preserve">, </w:t>
+      </w:r>
+      <w:r>
+        <w:rPr>
+          <w:b w:val="0"/>
+        </w:rPr>
+        <w:t>MyungWon Lee</w:t>
+      </w:r>
+      <w:r>
+        <w:t xml:space="preserve">, </w:t>
+      </w:r>
+      <w:r>
+        <w:rPr>
+          <w:b w:val="0"/>
+        </w:rPr>
+        <w:t>YongDuk Shin</w:t>
+      </w:r>
+      <w:r>
+        <w:t xml:space="preserve"> (2025). Development and utilization of agricultural and rural climate information systems to respond to climate crisis. 한국기후변화학회지, 16(5-2), 1129-1139.</w:t>
       </w:r>
       <w:r>
         <w:rPr>
           <w:i/>
         </w:rPr>
-        <w:t xml:space="preserve"> [주저자 · doi:10.5389/KSAE.2025.67.3.059]</w:t>
+        <w:t xml:space="preserve"> [공저자 · doi:10.15531/ksccr.2025.16.5.1129]</w:t>
       </w:r>
     </w:p>
     <w:p>
@@ -328,9 +364,9 @@
       </w:pPr>
       <w:r>
         <w:rPr>
-          <w:b w:val="0"/>
+          <w:b/>
         </w:rPr>
-        <w:t>신길채</w:t>
+        <w:t>주동혁</w:t>
       </w:r>
       <w:r>
         <w:t xml:space="preserve">, </w:t>
@@ -346,9 +382,9 @@
       </w:r>
       <w:r>
         <w:rPr>
-          <w:b/>
+          <w:b w:val="0"/>
         </w:rPr>
-        <w:t>주동혁</w:t>
+        <w:t>김하영</w:t>
       </w:r>
       <w:r>
         <w:t xml:space="preserve">, </w:t>
@@ -357,7 +393,52 @@
         <w:rPr>
           <w:b w:val="0"/>
         </w:rPr>
-        <w:t>박상빈</w:t>
+        <w:t>소의건</w:t>
+      </w:r>
+      <w:r>
+        <w:t xml:space="preserve">, </w:t>
+      </w:r>
+      <w:r>
+        <w:rPr>
+          <w:b w:val="0"/>
+        </w:rPr>
+        <w:t>송인홍</w:t>
+      </w:r>
+      <w:r>
+        <w:t xml:space="preserve">, </w:t>
+      </w:r>
+      <w:r>
+        <w:rPr>
+          <w:b w:val="0"/>
+        </w:rPr>
+        <w:t>이성학</w:t>
+      </w:r>
+      <w:r>
+        <w:t xml:space="preserve">, </w:t>
+      </w:r>
+      <w:r>
+        <w:rPr>
+          <w:b w:val="0"/>
+        </w:rPr>
+        <w:t>신길채</w:t>
+      </w:r>
+      <w:r>
+        <w:t xml:space="preserve">, </w:t>
+      </w:r>
+      <w:r>
+        <w:rPr>
+          <w:b w:val="0"/>
+        </w:rPr>
+        <w:t>심규현</w:t>
+      </w:r>
+      <w:r>
+        <w:t xml:space="preserve">, </w:t>
+      </w:r>
+      <w:r>
+        <w:rPr>
+          <w:b w:val="0"/>
+        </w:rPr>
+        <w:t>허건</w:t>
       </w:r>
       <w:r>
         <w:t xml:space="preserve">, </w:t>
@@ -369,13 +450,13 @@
         <w:t>유승환</w:t>
       </w:r>
       <w:r>
-        <w:t xml:space="preserve"> (2025). 농업용 저수지의 홍수기 운영을 위한 상당강우-저류용량-관리수위 곡선 적용성 분석. 한국농공학회논문집, 67(4), 35-49.</w:t>
+        <w:t xml:space="preserve"> (2025). 농업용 저수지의 가능최대홍수량 설계를 위한 하류부 피해 산정 방안 적용성 분석. 한국농공학회논문집, 67(3), 59-70.</w:t>
       </w:r>
       <w:r>
         <w:rPr>
           <w:i/>
         </w:rPr>
-        <w:t xml:space="preserve"> [공저자 · doi:10.5389/KSAE.2025.67.4.035]</w:t>
+        <w:t xml:space="preserve"> [주저자 · doi:10.5389/KSAE.2025.67.3.059]</w:t>
       </w:r>
     </w:p>
     <w:p>
@@ -386,6 +467,15 @@
         <w:rPr>
           <w:b w:val="0"/>
         </w:rPr>
+        <w:t>신길채</w:t>
+      </w:r>
+      <w:r>
+        <w:t xml:space="preserve">, </w:t>
+      </w:r>
+      <w:r>
+        <w:rPr>
+          <w:b w:val="0"/>
+        </w:rPr>
         <w:t>나라</w:t>
       </w:r>
       <w:r>
@@ -404,7 +494,7 @@
         <w:rPr>
           <w:b w:val="0"/>
         </w:rPr>
-        <w:t>유승환</w:t>
+        <w:t>박상빈</w:t>
       </w:r>
       <w:r>
         <w:t xml:space="preserve">, </w:t>
@@ -413,70 +503,16 @@
         <w:rPr>
           <w:b w:val="0"/>
         </w:rPr>
-        <w:t>배승종</w:t>
-      </w:r>
-      <w:r>
-        <w:t xml:space="preserve">, </w:t>
-      </w:r>
-      <w:r>
-        <w:rPr>
-          <w:b w:val="0"/>
-        </w:rPr>
-        <w:t>박호철</w:t>
-      </w:r>
-      <w:r>
-        <w:t xml:space="preserve">, </w:t>
-      </w:r>
-      <w:r>
-        <w:rPr>
-          <w:b w:val="0"/>
-        </w:rPr>
-        <w:t>최규훈</w:t>
-      </w:r>
-      <w:r>
-        <w:t xml:space="preserve">, </w:t>
-      </w:r>
-      <w:r>
-        <w:rPr>
-          <w:b w:val="0"/>
-        </w:rPr>
-        <w:t>성재훈</w:t>
-      </w:r>
-      <w:r>
-        <w:t xml:space="preserve">, </w:t>
-      </w:r>
-      <w:r>
-        <w:rPr>
-          <w:b w:val="0"/>
-        </w:rPr>
-        <w:t>최진용</w:t>
-      </w:r>
-      <w:r>
-        <w:t xml:space="preserve">, </w:t>
-      </w:r>
-      <w:r>
-        <w:rPr>
-          <w:b w:val="0"/>
-        </w:rPr>
-        <w:t>손정우</w:t>
-      </w:r>
-      <w:r>
-        <w:t xml:space="preserve">, </w:t>
-      </w:r>
-      <w:r>
-        <w:rPr>
-          <w:b w:val="0"/>
-        </w:rPr>
-        <w:t>허승오</w:t>
-      </w:r>
-      <w:r>
-        <w:t xml:space="preserve"> (2025). 농업환경보전프로그램 이행점검을 위한 시스템 설계. 농촌계획, 31(4), 55-67.</w:t>
+        <w:t>유승환</w:t>
+      </w:r>
+      <w:r>
+        <w:t xml:space="preserve"> (2025). 농업용 저수지의 홍수기 운영을 위한 상당강우-저류용량-관리수위 곡선 적용성 분석. 한국농공학회논문집, 67(4), 35-49.</w:t>
       </w:r>
       <w:r>
         <w:rPr>
           <w:i/>
         </w:rPr>
-        <w:t xml:space="preserve"> [공저자 · doi:10.7851/ksrp.2025.31.4.055]</w:t>
+        <w:t xml:space="preserve"> [공저자 · doi:10.5389/KSAE.2025.67.4.035]</w:t>
       </w:r>
     </w:p>
     <w:p>
@@ -487,24 +523,6 @@
         <w:rPr>
           <w:b w:val="0"/>
         </w:rPr>
-        <w:t>김하영</w:t>
-      </w:r>
-      <w:r>
-        <w:t xml:space="preserve">, </w:t>
-      </w:r>
-      <w:r>
-        <w:rPr>
-          <w:b w:val="0"/>
-        </w:rPr>
-        <w:t>이상현</w:t>
-      </w:r>
-      <w:r>
-        <w:t xml:space="preserve">, </w:t>
-      </w:r>
-      <w:r>
-        <w:rPr>
-          <w:b w:val="0"/>
-        </w:rPr>
         <w:t>나라</w:t>
       </w:r>
       <w:r>
@@ -526,13 +544,76 @@
         <w:t>유승환</w:t>
       </w:r>
       <w:r>
-        <w:t xml:space="preserve"> (2023). K-HAS와 비율보정 계수를 이용한 농업용 저수지의 비상연계 용수공급 가능량 분석. 한국농공학회논문집, 65(2), 59-71.</w:t>
+        <w:t xml:space="preserve">, </w:t>
+      </w:r>
+      <w:r>
+        <w:rPr>
+          <w:b w:val="0"/>
+        </w:rPr>
+        <w:t>배승종</w:t>
+      </w:r>
+      <w:r>
+        <w:t xml:space="preserve">, </w:t>
+      </w:r>
+      <w:r>
+        <w:rPr>
+          <w:b w:val="0"/>
+        </w:rPr>
+        <w:t>박호철</w:t>
+      </w:r>
+      <w:r>
+        <w:t xml:space="preserve">, </w:t>
+      </w:r>
+      <w:r>
+        <w:rPr>
+          <w:b w:val="0"/>
+        </w:rPr>
+        <w:t>최규훈</w:t>
+      </w:r>
+      <w:r>
+        <w:t xml:space="preserve">, </w:t>
+      </w:r>
+      <w:r>
+        <w:rPr>
+          <w:b w:val="0"/>
+        </w:rPr>
+        <w:t>성재훈</w:t>
+      </w:r>
+      <w:r>
+        <w:t xml:space="preserve">, </w:t>
+      </w:r>
+      <w:r>
+        <w:rPr>
+          <w:b w:val="0"/>
+        </w:rPr>
+        <w:t>최진용</w:t>
+      </w:r>
+      <w:r>
+        <w:t xml:space="preserve">, </w:t>
+      </w:r>
+      <w:r>
+        <w:rPr>
+          <w:b w:val="0"/>
+        </w:rPr>
+        <w:t>손정우</w:t>
+      </w:r>
+      <w:r>
+        <w:t xml:space="preserve">, </w:t>
+      </w:r>
+      <w:r>
+        <w:rPr>
+          <w:b w:val="0"/>
+        </w:rPr>
+        <w:t>허승오</w:t>
+      </w:r>
+      <w:r>
+        <w:t xml:space="preserve"> (2025). 농업환경보전프로그램 이행점검을 위한 시스템 설계. 농촌계획, 31(4), 55-67.</w:t>
       </w:r>
       <w:r>
         <w:rPr>
           <w:i/>
         </w:rPr>
-        <w:t xml:space="preserve"> [공저자 · doi:10.5389/KSAE.2023.65.2.059]</w:t>
+        <w:t xml:space="preserve"> [공저자 · doi:10.7851/ksrp.2025.31.4.055]</w:t>
       </w:r>
     </w:p>
     <w:p>
@@ -543,7 +624,7 @@
         <w:rPr>
           <w:b/>
         </w:rPr>
-        <w:t>주동혁</w:t>
+        <w:t>Dong-Hyuk Joo</w:t>
       </w:r>
       <w:r>
         <w:t xml:space="preserve">, </w:t>
@@ -561,7 +642,7 @@
         <w:rPr>
           <w:b w:val="0"/>
         </w:rPr>
-        <w:t>김하영</w:t>
+        <w:t>Ha-Young Kim</w:t>
       </w:r>
       <w:r>
         <w:t xml:space="preserve">, </w:t>
@@ -570,7 +651,7 @@
         <w:rPr>
           <w:b w:val="0"/>
         </w:rPr>
-        <w:t>최규훈</w:t>
+        <w:t>Jaepil Cho</w:t>
       </w:r>
       <w:r>
         <w:t xml:space="preserve">, </w:t>
@@ -579,7 +660,7 @@
         <w:rPr>
           <w:b w:val="0"/>
         </w:rPr>
-        <w:t>윤형창</w:t>
+        <w:t>JuHyoung Lee</w:t>
       </w:r>
       <w:r>
         <w:t xml:space="preserve">, </w:t>
@@ -588,7 +669,7 @@
         <w:rPr>
           <w:b w:val="0"/>
         </w:rPr>
-        <w:t>박상빈</w:t>
+        <w:t>Suk-ho Song</w:t>
       </w:r>
       <w:r>
         <w:t xml:space="preserve">, </w:t>
@@ -597,16 +678,43 @@
         <w:rPr>
           <w:b w:val="0"/>
         </w:rPr>
-        <w:t>유승환</w:t>
-      </w:r>
-      <w:r>
-        <w:t xml:space="preserve"> (2023). 농업용 수로부의 수위 보정을 위한 필터기법별 적용성 분석. 한국농공학회논문집, 65(5), 51-68.</w:t>
+        <w:t>DalJu Park</w:t>
+      </w:r>
+      <w:r>
+        <w:t xml:space="preserve">, </w:t>
+      </w:r>
+      <w:r>
+        <w:rPr>
+          <w:b w:val="0"/>
+        </w:rPr>
+        <w:t>, YunPyo Lee</w:t>
+      </w:r>
+      <w:r>
+        <w:t xml:space="preserve">, </w:t>
+      </w:r>
+      <w:r>
+        <w:rPr>
+          <w:b w:val="0"/>
+        </w:rPr>
+        <w:t>MyoungWon Lee</w:t>
+      </w:r>
+      <w:r>
+        <w:t xml:space="preserve">, </w:t>
+      </w:r>
+      <w:r>
+        <w:rPr>
+          <w:b w:val="0"/>
+        </w:rPr>
+        <w:t>Seung-Hwan Yoo</w:t>
+      </w:r>
+      <w:r>
+        <w:t xml:space="preserve"> (2024). Development of a future weather database based on Shared Socioeconomic Pathways scenarios for assessing climate change vulnerability of agricultural infrastructure. 한국기후변화학회지, 15(5-2), 953-964.</w:t>
       </w:r>
       <w:r>
         <w:rPr>
           <w:i/>
         </w:rPr>
-        <w:t xml:space="preserve"> [주저자 · doi:10.5389/KSAE.2023.65.5.051]</w:t>
+        <w:t xml:space="preserve"> [주저자 · doi:10.15531/ksccr.2024.15.5.953]</w:t>
       </w:r>
     </w:p>
     <w:p>
@@ -615,9 +723,9 @@
       </w:pPr>
       <w:r>
         <w:rPr>
-          <w:b/>
+          <w:b w:val="0"/>
         </w:rPr>
-        <w:t>주동혁</w:t>
+        <w:t>김하영</w:t>
       </w:r>
       <w:r>
         <w:t xml:space="preserve">, </w:t>
@@ -635,7 +743,16 @@
         <w:rPr>
           <w:b w:val="0"/>
         </w:rPr>
-        <w:t>최규훈</w:t>
+        <w:t>나라</w:t>
+      </w:r>
+      <w:r>
+        <w:t xml:space="preserve">, </w:t>
+      </w:r>
+      <w:r>
+        <w:rPr>
+          <w:b/>
+        </w:rPr>
+        <w:t>주동혁</w:t>
       </w:r>
       <w:r>
         <w:t xml:space="preserve">, </w:t>
@@ -647,49 +764,13 @@
         <w:t>유승환</w:t>
       </w:r>
       <w:r>
-        <w:t xml:space="preserve">, </w:t>
-      </w:r>
-      <w:r>
-        <w:rPr>
-          <w:b w:val="0"/>
-        </w:rPr>
-        <w:t>나라</w:t>
-      </w:r>
-      <w:r>
-        <w:t xml:space="preserve">, </w:t>
-      </w:r>
-      <w:r>
-        <w:rPr>
-          <w:b w:val="0"/>
-        </w:rPr>
-        <w:t>김하영</w:t>
-      </w:r>
-      <w:r>
-        <w:t xml:space="preserve">, </w:t>
-      </w:r>
-      <w:r>
-        <w:rPr>
-          <w:b w:val="0"/>
-        </w:rPr>
-        <w:t>오창조</w:t>
-      </w:r>
-      <w:r>
-        <w:t xml:space="preserve">, </w:t>
-      </w:r>
-      <w:r>
-        <w:rPr>
-          <w:b w:val="0"/>
-        </w:rPr>
-        <w:t>윤광식</w:t>
-      </w:r>
-      <w:r>
-        <w:t xml:space="preserve"> (2023). 딥러닝 기법을 이용한 농업용저수지 CCTV 영상 기반의 수위계측 방법 개발. 한국농공학회논문집, 65(1), 15-26.</w:t>
+        <w:t xml:space="preserve"> (2023). K-HAS와 비율보정 계수를 이용한 농업용 저수지의 비상연계 용수공급 가능량 분석. 한국농공학회논문집, 65(2), 59-71.</w:t>
       </w:r>
       <w:r>
         <w:rPr>
           <w:i/>
         </w:rPr>
-        <w:t xml:space="preserve"> [주저자 · doi:10.5389/KSAE.2023.65.1.015]</w:t>
+        <w:t xml:space="preserve"> [공저자 · doi:10.5389/KSAE.2023.65.2.059]</w:t>
       </w:r>
     </w:p>
     <w:p>
@@ -698,27 +779,18 @@
       </w:pPr>
       <w:r>
         <w:rPr>
+          <w:b/>
+        </w:rPr>
+        <w:t>주동혁</w:t>
+      </w:r>
+      <w:r>
+        <w:t xml:space="preserve">, </w:t>
+      </w:r>
+      <w:r>
+        <w:rPr>
           <w:b w:val="0"/>
         </w:rPr>
         <w:t>나라</w:t>
-      </w:r>
-      <w:r>
-        <w:t xml:space="preserve">, </w:t>
-      </w:r>
-      <w:r>
-        <w:rPr>
-          <w:b w:val="0"/>
-        </w:rPr>
-        <w:t>박진현</w:t>
-      </w:r>
-      <w:r>
-        <w:t xml:space="preserve">, </w:t>
-      </w:r>
-      <w:r>
-        <w:rPr>
-          <w:b/>
-        </w:rPr>
-        <w:t>주동혁</w:t>
       </w:r>
       <w:r>
         <w:t xml:space="preserve">, </w:t>
@@ -736,7 +808,7 @@
         <w:rPr>
           <w:b w:val="0"/>
         </w:rPr>
-        <w:t>유승환</w:t>
+        <w:t>최규훈</w:t>
       </w:r>
       <w:r>
         <w:t xml:space="preserve">, </w:t>
@@ -745,7 +817,7 @@
         <w:rPr>
           <w:b w:val="0"/>
         </w:rPr>
-        <w:t>오창조</w:t>
+        <w:t>윤형창</w:t>
       </w:r>
       <w:r>
         <w:t xml:space="preserve">, </w:t>
@@ -754,7 +826,7 @@
         <w:rPr>
           <w:b w:val="0"/>
         </w:rPr>
-        <w:t>이상현</w:t>
+        <w:t>박상빈</w:t>
       </w:r>
       <w:r>
         <w:t xml:space="preserve">, </w:t>
@@ -763,25 +835,16 @@
         <w:rPr>
           <w:b w:val="0"/>
         </w:rPr>
-        <w:t>오부영</w:t>
-      </w:r>
-      <w:r>
-        <w:t xml:space="preserve">, </w:t>
-      </w:r>
-      <w:r>
-        <w:rPr>
-          <w:b w:val="0"/>
-        </w:rPr>
-        <w:t>허승오</w:t>
-      </w:r>
-      <w:r>
-        <w:t xml:space="preserve"> (2023). 물-에너지-식량-탄소 넥서스를 이용한 통합물관리 모델 평가 연구 - 영산강 수계를 중심으로 -. 농촌계획, 29(1), 37-49.</w:t>
+        <w:t>유승환</w:t>
+      </w:r>
+      <w:r>
+        <w:t xml:space="preserve"> (2023). 농업용 수로부의 수위 보정을 위한 필터기법별 적용성 분석. 한국농공학회논문집, 65(5), 51-68.</w:t>
       </w:r>
       <w:r>
         <w:rPr>
           <w:i/>
         </w:rPr>
-        <w:t xml:space="preserve"> [공저자 · doi:10.7851/ksrp.2023.29.1.037]</w:t>
+        <w:t xml:space="preserve"> [주저자 · doi:10.5389/KSAE.2023.65.5.051]</w:t>
       </w:r>
     </w:p>
     <w:p>
@@ -790,9 +853,36 @@
       </w:pPr>
       <w:r>
         <w:rPr>
+          <w:b/>
+        </w:rPr>
+        <w:t>주동혁</w:t>
+      </w:r>
+      <w:r>
+        <w:t xml:space="preserve">, </w:t>
+      </w:r>
+      <w:r>
+        <w:rPr>
           <w:b w:val="0"/>
         </w:rPr>
-        <w:t>김하영</w:t>
+        <w:t>이상현</w:t>
+      </w:r>
+      <w:r>
+        <w:t xml:space="preserve">, </w:t>
+      </w:r>
+      <w:r>
+        <w:rPr>
+          <w:b w:val="0"/>
+        </w:rPr>
+        <w:t>최규훈</w:t>
+      </w:r>
+      <w:r>
+        <w:t xml:space="preserve">, </w:t>
+      </w:r>
+      <w:r>
+        <w:rPr>
+          <w:b w:val="0"/>
+        </w:rPr>
+        <w:t>유승환</w:t>
       </w:r>
       <w:r>
         <w:t xml:space="preserve">, </w:t>
@@ -808,9 +898,9 @@
       </w:r>
       <w:r>
         <w:rPr>
-          <w:b/>
+          <w:b w:val="0"/>
         </w:rPr>
-        <w:t>주동혁</w:t>
+        <w:t>김하영</w:t>
       </w:r>
       <w:r>
         <w:t xml:space="preserve">, </w:t>
@@ -819,7 +909,7 @@
         <w:rPr>
           <w:b w:val="0"/>
         </w:rPr>
-        <w:t>최규훈</w:t>
+        <w:t>오창조</w:t>
       </w:r>
       <w:r>
         <w:t xml:space="preserve">, </w:t>
@@ -828,16 +918,16 @@
         <w:rPr>
           <w:b w:val="0"/>
         </w:rPr>
-        <w:t>오윤경</w:t>
-      </w:r>
-      <w:r>
-        <w:t xml:space="preserve"> (2022). YOLO v2를 이용한 고해상도 항공영상에서의 태양광발전소 탐지 방법 연구. 농촌계획, 28(2), 87-96.</w:t>
+        <w:t>윤광식</w:t>
+      </w:r>
+      <w:r>
+        <w:t xml:space="preserve"> (2023). 딥러닝 기법을 이용한 농업용저수지 CCTV 영상 기반의 수위계측 방법 개발. 한국농공학회논문집, 65(1), 15-26.</w:t>
       </w:r>
       <w:r>
         <w:rPr>
           <w:i/>
         </w:rPr>
-        <w:t xml:space="preserve"> [공저자 · doi:10.7851/ksrp.2022.28.2.087]</w:t>
+        <w:t xml:space="preserve"> [주저자 · doi:10.5389/KSAE.2023.65.1.015]</w:t>
       </w:r>
     </w:p>
     <w:p>
@@ -855,6 +945,15 @@
       </w:r>
       <w:r>
         <w:rPr>
+          <w:b w:val="0"/>
+        </w:rPr>
+        <w:t>박진현</w:t>
+      </w:r>
+      <w:r>
+        <w:t xml:space="preserve">, </w:t>
+      </w:r>
+      <w:r>
+        <w:rPr>
           <w:b/>
         </w:rPr>
         <w:t>주동혁</w:t>
@@ -884,7 +983,7 @@
         <w:rPr>
           <w:b w:val="0"/>
         </w:rPr>
-        <w:t>곽영철</w:t>
+        <w:t>오창조</w:t>
       </w:r>
       <w:r>
         <w:t xml:space="preserve">, </w:t>
@@ -893,7 +992,7 @@
         <w:rPr>
           <w:b w:val="0"/>
         </w:rPr>
-        <w:t>김정훈</w:t>
+        <w:t>이상현</w:t>
       </w:r>
       <w:r>
         <w:t xml:space="preserve">, </w:t>
@@ -902,7 +1001,7 @@
         <w:rPr>
           <w:b w:val="0"/>
         </w:rPr>
-        <w:t>이향미</w:t>
+        <w:t>오부영</w:t>
       </w:r>
       <w:r>
         <w:t xml:space="preserve">, </w:t>
@@ -911,16 +1010,16 @@
         <w:rPr>
           <w:b w:val="0"/>
         </w:rPr>
-        <w:t>조은정</w:t>
-      </w:r>
-      <w:r>
-        <w:t xml:space="preserve"> (2022). 농업경영체 등록정보와 공간정보를 활용한 농지범용화 사업 대상지 선정 방안 개발 및 적용. 농촌계획, 28(1), 17-26.</w:t>
+        <w:t>허승오</w:t>
+      </w:r>
+      <w:r>
+        <w:t xml:space="preserve"> (2023). 물-에너지-식량-탄소 넥서스를 이용한 통합물관리 모델 평가 연구 - 영산강 수계를 중심으로 -. 농촌계획, 29(1), 37-49.</w:t>
       </w:r>
       <w:r>
         <w:rPr>
           <w:i/>
         </w:rPr>
-        <w:t xml:space="preserve"> [공저자 · doi:10.7851/ksrp.2022.28.1.017]</w:t>
+        <w:t xml:space="preserve"> [공저자 · doi:10.7851/ksrp.2023.29.1.037]</w:t>
       </w:r>
     </w:p>
     <w:p>
@@ -929,9 +1028,9 @@
       </w:pPr>
       <w:r>
         <w:rPr>
-          <w:b/>
+          <w:b w:val="0"/>
         </w:rPr>
-        <w:t>주동혁</w:t>
+        <w:t>김하영</w:t>
       </w:r>
       <w:r>
         <w:t xml:space="preserve">, </w:t>
@@ -947,9 +1046,9 @@
       </w:r>
       <w:r>
         <w:rPr>
-          <w:b w:val="0"/>
+          <w:b/>
         </w:rPr>
-        <w:t>김하영</w:t>
+        <w:t>주동혁</w:t>
       </w:r>
       <w:r>
         <w:t xml:space="preserve">, </w:t>
@@ -967,25 +1066,16 @@
         <w:rPr>
           <w:b w:val="0"/>
         </w:rPr>
-        <w:t>권재환</w:t>
-      </w:r>
-      <w:r>
-        <w:t xml:space="preserve">, </w:t>
-      </w:r>
-      <w:r>
-        <w:rPr>
-          <w:b w:val="0"/>
-        </w:rPr>
-        <w:t>유승환</w:t>
-      </w:r>
-      <w:r>
-        <w:t xml:space="preserve"> (2022). 농업용저수지의 실시간 수위 보정을 위한 Hampel Filter의 최적 Window Size 분석. 한국농공학회논문집, 64(3), 9-24.</w:t>
+        <w:t>오윤경</w:t>
+      </w:r>
+      <w:r>
+        <w:t xml:space="preserve"> (2022). YOLO v2를 이용한 고해상도 항공영상에서의 태양광발전소 탐지 방법 연구. 농촌계획, 28(2), 87-96.</w:t>
       </w:r>
       <w:r>
         <w:rPr>
           <w:i/>
         </w:rPr>
-        <w:t xml:space="preserve"> [주저자 · doi:10.5389/KSAE.2022.64.3.009]</w:t>
+        <w:t xml:space="preserve"> [공저자 · doi:10.7851/ksrp.2022.28.2.087]</w:t>
       </w:r>
     </w:p>
     <w:p>
@@ -996,7 +1086,16 @@
         <w:rPr>
           <w:b w:val="0"/>
         </w:rPr>
-        <w:t>정형모</w:t>
+        <w:t>나라</w:t>
+      </w:r>
+      <w:r>
+        <w:t xml:space="preserve">, </w:t>
+      </w:r>
+      <w:r>
+        <w:rPr>
+          <w:b/>
+        </w:rPr>
+        <w:t>주동혁</w:t>
       </w:r>
       <w:r>
         <w:t xml:space="preserve">, </w:t>
@@ -1005,7 +1104,7 @@
         <w:rPr>
           <w:b w:val="0"/>
         </w:rPr>
-        <w:t>이상현</w:t>
+        <w:t>김하영</w:t>
       </w:r>
       <w:r>
         <w:t xml:space="preserve">, </w:t>
@@ -1014,7 +1113,7 @@
         <w:rPr>
           <w:b w:val="0"/>
         </w:rPr>
-        <w:t>김경환</w:t>
+        <w:t>유승환</w:t>
       </w:r>
       <w:r>
         <w:t xml:space="preserve">, </w:t>
@@ -1032,7 +1131,7 @@
         <w:rPr>
           <w:b w:val="0"/>
         </w:rPr>
-        <w:t>최은혁</w:t>
+        <w:t>김정훈</w:t>
       </w:r>
       <w:r>
         <w:t xml:space="preserve">, </w:t>
@@ -1041,7 +1140,7 @@
         <w:rPr>
           <w:b w:val="0"/>
         </w:rPr>
-        <w:t>윤성은</w:t>
+        <w:t>이향미</w:t>
       </w:r>
       <w:r>
         <w:t xml:space="preserve">, </w:t>
@@ -1050,43 +1149,16 @@
         <w:rPr>
           <w:b w:val="0"/>
         </w:rPr>
-        <w:t>나라</w:t>
-      </w:r>
-      <w:r>
-        <w:t xml:space="preserve">, </w:t>
-      </w:r>
-      <w:r>
-        <w:rPr>
-          <w:b/>
-        </w:rPr>
-        <w:t>주동혁</w:t>
-      </w:r>
-      <w:r>
-        <w:t xml:space="preserve">, </w:t>
-      </w:r>
-      <w:r>
-        <w:rPr>
-          <w:b w:val="0"/>
-        </w:rPr>
-        <w:t>유승환</w:t>
-      </w:r>
-      <w:r>
-        <w:t xml:space="preserve">, </w:t>
-      </w:r>
-      <w:r>
-        <w:rPr>
-          <w:b w:val="0"/>
-        </w:rPr>
-        <w:t>윤광식</w:t>
-      </w:r>
-      <w:r>
-        <w:t xml:space="preserve"> (2021). 수리·수문설계시스템 및 비율보정계수 기법을 활용한 농업용 저수지의 홍수기 운영기준 평가. 한국농공학회논문집, 63(4), 97-104.</w:t>
+        <w:t>조은정</w:t>
+      </w:r>
+      <w:r>
+        <w:t xml:space="preserve"> (2022). 농업경영체 등록정보와 공간정보를 활용한 농지범용화 사업 대상지 선정 방안 개발 및 적용. 농촌계획, 28(1), 17-26.</w:t>
       </w:r>
       <w:r>
         <w:rPr>
           <w:i/>
         </w:rPr>
-        <w:t xml:space="preserve"> [공저자 · 피인용 2 · doi:10.5389/KSAE.2021.63.4.097]</w:t>
+        <w:t xml:space="preserve"> [공저자 · doi:10.7851/ksrp.2022.28.1.017]</w:t>
       </w:r>
     </w:p>
     <w:p>
@@ -1095,9 +1167,27 @@
       </w:pPr>
       <w:r>
         <w:rPr>
+          <w:b/>
+        </w:rPr>
+        <w:t>주동혁</w:t>
+      </w:r>
+      <w:r>
+        <w:t xml:space="preserve">, </w:t>
+      </w:r>
+      <w:r>
+        <w:rPr>
           <w:b w:val="0"/>
         </w:rPr>
-        <w:t>김경환</w:t>
+        <w:t>나라</w:t>
+      </w:r>
+      <w:r>
+        <w:t xml:space="preserve">, </w:t>
+      </w:r>
+      <w:r>
+        <w:rPr>
+          <w:b w:val="0"/>
+        </w:rPr>
+        <w:t>김하영</w:t>
       </w:r>
       <w:r>
         <w:t xml:space="preserve">, </w:t>
@@ -1115,42 +1205,6 @@
         <w:rPr>
           <w:b w:val="0"/>
         </w:rPr>
-        <w:t>정형모</w:t>
-      </w:r>
-      <w:r>
-        <w:t xml:space="preserve">, </w:t>
-      </w:r>
-      <w:r>
-        <w:rPr>
-          <w:b/>
-        </w:rPr>
-        <w:t>주동혁</w:t>
-      </w:r>
-      <w:r>
-        <w:t xml:space="preserve">, </w:t>
-      </w:r>
-      <w:r>
-        <w:rPr>
-          <w:b w:val="0"/>
-        </w:rPr>
-        <w:t>나라</w:t>
-      </w:r>
-      <w:r>
-        <w:t xml:space="preserve">, </w:t>
-      </w:r>
-      <w:r>
-        <w:rPr>
-          <w:b w:val="0"/>
-        </w:rPr>
-        <w:t>최은혁</w:t>
-      </w:r>
-      <w:r>
-        <w:t xml:space="preserve">, </w:t>
-      </w:r>
-      <w:r>
-        <w:rPr>
-          <w:b w:val="0"/>
-        </w:rPr>
         <w:t>권재환</w:t>
       </w:r>
       <w:r>
@@ -1163,13 +1217,13 @@
         <w:t>유승환</w:t>
       </w:r>
       <w:r>
-        <w:t xml:space="preserve"> (2021). 필터링 기법을 이용한 농업용저수지 수위자료의 품질관리 방안. 한국농공학회논문집, 63(5), 83-93.</w:t>
+        <w:t xml:space="preserve"> (2022). 농업용저수지의 실시간 수위 보정을 위한 Hampel Filter의 최적 Window Size 분석. 한국농공학회논문집, 64(3), 9-24.</w:t>
       </w:r>
       <w:r>
         <w:rPr>
           <w:i/>
         </w:rPr>
-        <w:t xml:space="preserve"> [공저자 · doi:10.5389/KSAE.2021.63.5.083]</w:t>
+        <w:t xml:space="preserve"> [주저자 · doi:10.5389/KSAE.2022.64.3.009]</w:t>
       </w:r>
     </w:p>
     <w:p>
@@ -1180,7 +1234,7 @@
         <w:rPr>
           <w:b w:val="0"/>
         </w:rPr>
-        <w:t>정경훈</w:t>
+        <w:t>정형모</w:t>
       </w:r>
       <w:r>
         <w:t xml:space="preserve">, </w:t>
@@ -1189,7 +1243,7 @@
         <w:rPr>
           <w:b w:val="0"/>
         </w:rPr>
-        <w:t>송석호</w:t>
+        <w:t>이상현</w:t>
       </w:r>
       <w:r>
         <w:t xml:space="preserve">, </w:t>
@@ -1198,7 +1252,7 @@
         <w:rPr>
           <w:b w:val="0"/>
         </w:rPr>
-        <w:t>정형모</w:t>
+        <w:t>김경환</w:t>
       </w:r>
       <w:r>
         <w:t xml:space="preserve">, </w:t>
@@ -1207,7 +1261,7 @@
         <w:rPr>
           <w:b w:val="0"/>
         </w:rPr>
-        <w:t>오승헌</w:t>
+        <w:t>곽영철</w:t>
       </w:r>
       <w:r>
         <w:t xml:space="preserve">, </w:t>
@@ -1216,7 +1270,7 @@
         <w:rPr>
           <w:b w:val="0"/>
         </w:rPr>
-        <w:t>김수진</w:t>
+        <w:t>최은혁</w:t>
       </w:r>
       <w:r>
         <w:t xml:space="preserve">, </w:t>
@@ -1225,7 +1279,16 @@
         <w:rPr>
           <w:b w:val="0"/>
         </w:rPr>
-        <w:t>임세윤</w:t>
+        <w:t>윤성은</w:t>
+      </w:r>
+      <w:r>
+        <w:t xml:space="preserve">, </w:t>
+      </w:r>
+      <w:r>
+        <w:rPr>
+          <w:b w:val="0"/>
+        </w:rPr>
+        <w:t>나라</w:t>
       </w:r>
       <w:r>
         <w:t xml:space="preserve">, </w:t>
@@ -1243,7 +1306,7 @@
         <w:rPr>
           <w:b w:val="0"/>
         </w:rPr>
-        <w:t>황세운</w:t>
+        <w:t>유승환</w:t>
       </w:r>
       <w:r>
         <w:t xml:space="preserve">, </w:t>
@@ -1252,42 +1315,16 @@
         <w:rPr>
           <w:b w:val="0"/>
         </w:rPr>
-        <w:t>장민원</w:t>
-      </w:r>
-      <w:r>
-        <w:t xml:space="preserve">, </w:t>
-      </w:r>
-      <w:r>
-        <w:rPr>
-          <w:b w:val="0"/>
-        </w:rPr>
-        <w:t>배승종</w:t>
-      </w:r>
-      <w:r>
-        <w:t xml:space="preserve">, </w:t>
-      </w:r>
-      <w:r>
-        <w:rPr>
-          <w:b w:val="0"/>
-        </w:rPr>
-        <w:t>유승환</w:t>
-      </w:r>
-      <w:r>
-        <w:t xml:space="preserve"> (2020). 기후변화에 따른 농업생산기반시설 영향분석을 통한 정책추진 방안 연구. 농촌계획, 26(4), 81-91.</w:t>
+        <w:t>윤광식</w:t>
+      </w:r>
+      <w:r>
+        <w:t xml:space="preserve"> (2021). 수리·수문설계시스템 및 비율보정계수 기법을 활용한 농업용 저수지의 홍수기 운영기준 평가. 한국농공학회논문집, 63(4), 97-104.</w:t>
       </w:r>
       <w:r>
         <w:rPr>
           <w:i/>
         </w:rPr>
-        <w:t xml:space="preserve"> [공저자 · 피인용 3 · doi:10.7851/ksrp.2020.26.4.081]</w:t>
-      </w:r>
-    </w:p>
-    <w:p>
-      <w:pPr>
-        <w:pStyle w:val="Heading2"/>
-      </w:pPr>
-      <w:r>
-        <w:t>국내 학술지 (기타) (2편)</w:t>
+        <w:t xml:space="preserve"> [공저자 · 피인용 2 · doi:10.5389/KSAE.2021.63.4.097]</w:t>
       </w:r>
     </w:p>
     <w:p>
@@ -1298,7 +1335,7 @@
         <w:rPr>
           <w:b w:val="0"/>
         </w:rPr>
-        <w:t>Hayoung Kim</w:t>
+        <w:t>김경환</w:t>
       </w:r>
       <w:r>
         <w:t xml:space="preserve">, </w:t>
@@ -1307,7 +1344,16 @@
         <w:rPr>
           <w:b w:val="0"/>
         </w:rPr>
-        <w:t>라 나</w:t>
+        <w:t>최규훈</w:t>
+      </w:r>
+      <w:r>
+        <w:t xml:space="preserve">, </w:t>
+      </w:r>
+      <w:r>
+        <w:rPr>
+          <w:b w:val="0"/>
+        </w:rPr>
+        <w:t>정형모</w:t>
       </w:r>
       <w:r>
         <w:t xml:space="preserve">, </w:t>
@@ -1316,7 +1362,7 @@
         <w:rPr>
           <w:b/>
         </w:rPr>
-        <w:t>Dong-Hyuk Joo</w:t>
+        <w:t>주동혁</w:t>
       </w:r>
       <w:r>
         <w:t xml:space="preserve">, </w:t>
@@ -1325,7 +1371,7 @@
         <w:rPr>
           <w:b w:val="0"/>
         </w:rPr>
-        <w:t>Euigeon So</w:t>
+        <w:t>나라</w:t>
       </w:r>
       <w:r>
         <w:t xml:space="preserve">, </w:t>
@@ -1334,7 +1380,7 @@
         <w:rPr>
           <w:b w:val="0"/>
         </w:rPr>
-        <w:t>Seung-Hwan Yoo</w:t>
+        <w:t>최은혁</w:t>
       </w:r>
       <w:r>
         <w:t xml:space="preserve">, </w:t>
@@ -1343,7 +1389,7 @@
         <w:rPr>
           <w:b w:val="0"/>
         </w:rPr>
-        <w:t>Seung-Jong Bae</w:t>
+        <w:t>권재환</w:t>
       </w:r>
       <w:r>
         <w:t xml:space="preserve">, </w:t>
@@ -1352,79 +1398,16 @@
         <w:rPr>
           <w:b w:val="0"/>
         </w:rPr>
-        <w:t>Soo-Jin Kim</w:t>
-      </w:r>
-      <w:r>
-        <w:t xml:space="preserve">, </w:t>
-      </w:r>
-      <w:r>
-        <w:rPr>
-          <w:b w:val="0"/>
-        </w:rPr>
-        <w:t>Yeong-cheol Kwak</w:t>
-      </w:r>
-      <w:r>
-        <w:t xml:space="preserve">, </w:t>
-      </w:r>
-      <w:r>
-        <w:rPr>
-          <w:b w:val="0"/>
-        </w:rPr>
-        <w:t>ByeongWoo Choi</w:t>
-      </w:r>
-      <w:r>
-        <w:t xml:space="preserve">, </w:t>
-      </w:r>
-      <w:r>
-        <w:rPr>
-          <w:b w:val="0"/>
-        </w:rPr>
-        <w:t>K. Park</w:t>
-      </w:r>
-      <w:r>
-        <w:t xml:space="preserve">, </w:t>
-      </w:r>
-      <w:r>
-        <w:rPr>
-          <w:b w:val="0"/>
-        </w:rPr>
-        <w:t>DalJu Park</w:t>
-      </w:r>
-      <w:r>
-        <w:t xml:space="preserve">, </w:t>
-      </w:r>
-      <w:r>
-        <w:rPr>
-          <w:b w:val="0"/>
-        </w:rPr>
-        <w:t>YunPyo Lee</w:t>
-      </w:r>
-      <w:r>
-        <w:t xml:space="preserve">, </w:t>
-      </w:r>
-      <w:r>
-        <w:rPr>
-          <w:b w:val="0"/>
-        </w:rPr>
-        <w:t>MyungWon Lee</w:t>
-      </w:r>
-      <w:r>
-        <w:t xml:space="preserve">, </w:t>
-      </w:r>
-      <w:r>
-        <w:rPr>
-          <w:b w:val="0"/>
-        </w:rPr>
-        <w:t>YongDuk Shin</w:t>
-      </w:r>
-      <w:r>
-        <w:t xml:space="preserve"> (2025). Development and utilization of agricultural and rural climate information systems to respond to climate crisis. Journal of Climate Change Research, 16(5-2), 1129-1139.</w:t>
+        <w:t>유승환</w:t>
+      </w:r>
+      <w:r>
+        <w:t xml:space="preserve"> (2021). 필터링 기법을 이용한 농업용저수지 수위자료의 품질관리 방안. 한국농공학회논문집, 63(5), 83-93.</w:t>
       </w:r>
       <w:r>
         <w:rPr>
           <w:i/>
         </w:rPr>
-        <w:t xml:space="preserve"> [공저자 · doi:10.15531/ksccr.2025.16.5.1129]</w:t>
+        <w:t xml:space="preserve"> [공저자 · doi:10.5389/KSAE.2021.63.5.083]</w:t>
       </w:r>
     </w:p>
     <w:p>
@@ -1433,9 +1416,9 @@
       </w:pPr>
       <w:r>
         <w:rPr>
-          <w:b/>
+          <w:b w:val="0"/>
         </w:rPr>
-        <w:t>Dong-Hyuk Joo</w:t>
+        <w:t>정경훈</w:t>
       </w:r>
       <w:r>
         <w:t xml:space="preserve">, </w:t>
@@ -1444,7 +1427,7 @@
         <w:rPr>
           <w:b w:val="0"/>
         </w:rPr>
-        <w:t>라 나</w:t>
+        <w:t>송석호</w:t>
       </w:r>
       <w:r>
         <w:t xml:space="preserve">, </w:t>
@@ -1453,7 +1436,7 @@
         <w:rPr>
           <w:b w:val="0"/>
         </w:rPr>
-        <w:t>Ha-Young Kim</w:t>
+        <w:t>정형모</w:t>
       </w:r>
       <w:r>
         <w:t xml:space="preserve">, </w:t>
@@ -1462,7 +1445,7 @@
         <w:rPr>
           <w:b w:val="0"/>
         </w:rPr>
-        <w:t>Jaepil Cho</w:t>
+        <w:t>오승헌</w:t>
       </w:r>
       <w:r>
         <w:t xml:space="preserve">, </w:t>
@@ -1471,7 +1454,7 @@
         <w:rPr>
           <w:b w:val="0"/>
         </w:rPr>
-        <w:t>JuHyoung Lee</w:t>
+        <w:t>김수진</w:t>
       </w:r>
       <w:r>
         <w:t xml:space="preserve">, </w:t>
@@ -1480,7 +1463,16 @@
         <w:rPr>
           <w:b w:val="0"/>
         </w:rPr>
-        <w:t>Suk-ho Song</w:t>
+        <w:t>임세윤</w:t>
+      </w:r>
+      <w:r>
+        <w:t xml:space="preserve">, </w:t>
+      </w:r>
+      <w:r>
+        <w:rPr>
+          <w:b/>
+        </w:rPr>
+        <w:t>주동혁</w:t>
       </w:r>
       <w:r>
         <w:t xml:space="preserve">, </w:t>
@@ -1489,7 +1481,7 @@
         <w:rPr>
           <w:b w:val="0"/>
         </w:rPr>
-        <w:t>DalJu Park</w:t>
+        <w:t>황세운</w:t>
       </w:r>
       <w:r>
         <w:t xml:space="preserve">, </w:t>
@@ -1498,7 +1490,7 @@
         <w:rPr>
           <w:b w:val="0"/>
         </w:rPr>
-        <w:t>, YunPyo Lee</w:t>
+        <w:t>장민원</w:t>
       </w:r>
       <w:r>
         <w:t xml:space="preserve">, </w:t>
@@ -1507,7 +1499,7 @@
         <w:rPr>
           <w:b w:val="0"/>
         </w:rPr>
-        <w:t>MyoungWon Lee</w:t>
+        <w:t>배승종</w:t>
       </w:r>
       <w:r>
         <w:t xml:space="preserve">, </w:t>
@@ -1516,16 +1508,16 @@
         <w:rPr>
           <w:b w:val="0"/>
         </w:rPr>
-        <w:t>Seung-Hwan Yoo</w:t>
-      </w:r>
-      <w:r>
-        <w:t xml:space="preserve"> (2024). Development of a future weather database based on Shared Socioeconomic Pathways scenarios for assessing climate change vulnerability of agricultural infrastructure. Journal of Climate Change Research, 15(5-2), 953-964.</w:t>
+        <w:t>유승환</w:t>
+      </w:r>
+      <w:r>
+        <w:t xml:space="preserve"> (2020). 기후변화에 따른 농업생산기반시설 영향분석을 통한 정책추진 방안 연구. 농촌계획, 26(4), 81-91.</w:t>
       </w:r>
       <w:r>
         <w:rPr>
           <w:i/>
         </w:rPr>
-        <w:t xml:space="preserve"> [주저자 · doi:10.15531/ksccr.2024.15.5.953]</w:t>
+        <w:t xml:space="preserve"> [공저자 · 피인용 3 · doi:10.7851/ksrp.2020.26.4.081]</w:t>
       </w:r>
     </w:p>
     <w:sectPr>
